--- a/Autocad_macro.docx
+++ b/Autocad_macro.docx
@@ -1,6 +1,6 @@
 
 <file path=word/document.xml><?xml version="1.0" encoding="utf-8"?>
-<w:document xmlns:wpc="http://schemas.microsoft.com/office/word/2010/wordprocessingCanvas" xmlns:cx="http://schemas.microsoft.com/office/drawing/2014/chartex" xmlns:cx1="http://schemas.microsoft.com/office/drawing/2015/9/8/chartex" xmlns:cx2="http://schemas.microsoft.com/office/drawing/2015/10/21/chartex" xmlns:cx3="http://schemas.microsoft.com/office/drawing/2016/5/9/chartex" xmlns:cx4="http://schemas.microsoft.com/office/drawing/2016/5/10/chartex" xmlns:cx5="http://schemas.microsoft.com/office/drawing/2016/5/11/chartex" xmlns:cx6="http://schemas.microsoft.com/office/drawing/2016/5/12/chartex" xmlns:cx7="http://schemas.microsoft.com/office/drawing/2016/5/13/chartex" xmlns:cx8="http://schemas.microsoft.com/office/drawing/2016/5/14/chartex" xmlns:mc="http://schemas.openxmlformats.org/markup-compatibility/2006" xmlns:aink="http://schemas.microsoft.com/office/drawing/2016/ink" xmlns:am3d="http://schemas.microsoft.com/office/drawing/2017/model3d" xmlns:o="urn:schemas-microsoft-com:office:office" xmlns:oel="http://schemas.microsoft.com/office/2019/extlst" xmlns:r="http://schemas.openxmlformats.org/officeDocument/2006/relationships" xmlns:m="http://schemas.openxmlformats.org/officeDocument/2006/math" xmlns:v="urn:schemas-microsoft-com:vml" xmlns:wp14="http://schemas.microsoft.com/office/word/2010/wordprocessingDrawing" xmlns:wp="http://schemas.openxmlformats.org/drawingml/2006/wordprocessingDrawing" xmlns:w10="urn:schemas-microsoft-com:office:word" xmlns:w="http://schemas.openxmlformats.org/wordprocessingml/2006/main" xmlns:w14="http://schemas.microsoft.com/office/word/2010/wordml" xmlns:w15="http://schemas.microsoft.com/office/word/2012/wordml" xmlns:w16cex="http://schemas.microsoft.com/office/word/2018/wordml/cex" xmlns:w16cid="http://schemas.microsoft.com/office/word/2016/wordml/cid" xmlns:w16="http://schemas.microsoft.com/office/word/2018/wordml" xmlns:w16du="http://schemas.microsoft.com/office/word/2023/wordml/word16du" xmlns:w16sdtdh="http://schemas.microsoft.com/office/word/2020/wordml/sdtdatahash" xmlns:w16se="http://schemas.microsoft.com/office/word/2015/wordml/symex" xmlns:wpg="http://schemas.microsoft.com/office/word/2010/wordprocessingGroup" xmlns:wpi="http://schemas.microsoft.com/office/word/2010/wordprocessingInk" xmlns:wne="http://schemas.microsoft.com/office/word/2006/wordml" xmlns:wps="http://schemas.microsoft.com/office/word/2010/wordprocessingShape" mc:Ignorable="w14 w15 w16se w16cid w16 w16cex w16sdtdh wp14">
+<w:document xmlns:wpc="http://schemas.microsoft.com/office/word/2010/wordprocessingCanvas" xmlns:cx="http://schemas.microsoft.com/office/drawing/2014/chartex" xmlns:cx1="http://schemas.microsoft.com/office/drawing/2015/9/8/chartex" xmlns:cx2="http://schemas.microsoft.com/office/drawing/2015/10/21/chartex" xmlns:cx3="http://schemas.microsoft.com/office/drawing/2016/5/9/chartex" xmlns:cx4="http://schemas.microsoft.com/office/drawing/2016/5/10/chartex" xmlns:cx5="http://schemas.microsoft.com/office/drawing/2016/5/11/chartex" xmlns:cx6="http://schemas.microsoft.com/office/drawing/2016/5/12/chartex" xmlns:cx7="http://schemas.microsoft.com/office/drawing/2016/5/13/chartex" xmlns:cx8="http://schemas.microsoft.com/office/drawing/2016/5/14/chartex" xmlns:mc="http://schemas.openxmlformats.org/markup-compatibility/2006" xmlns:aink="http://schemas.microsoft.com/office/drawing/2016/ink" xmlns:am3d="http://schemas.microsoft.com/office/drawing/2017/model3d" xmlns:o="urn:schemas-microsoft-com:office:office" xmlns:oel="http://schemas.microsoft.com/office/2019/extlst" xmlns:r="http://schemas.openxmlformats.org/officeDocument/2006/relationships" xmlns:m="http://schemas.openxmlformats.org/officeDocument/2006/math" xmlns:v="urn:schemas-microsoft-com:vml" xmlns:wp14="http://schemas.microsoft.com/office/word/2010/wordprocessingDrawing" xmlns:wp="http://schemas.openxmlformats.org/drawingml/2006/wordprocessingDrawing" xmlns:w10="urn:schemas-microsoft-com:office:word" xmlns:w="http://schemas.openxmlformats.org/wordprocessingml/2006/main" xmlns:w14="http://schemas.microsoft.com/office/word/2010/wordml" xmlns:w15="http://schemas.microsoft.com/office/word/2012/wordml" xmlns:w16cex="http://schemas.microsoft.com/office/word/2018/wordml/cex" xmlns:w16cid="http://schemas.microsoft.com/office/word/2016/wordml/cid" xmlns:w16="http://schemas.microsoft.com/office/word/2018/wordml" xmlns:w16du="http://schemas.microsoft.com/office/word/2023/wordml/word16du" xmlns:w16sdtdh="http://schemas.microsoft.com/office/word/2020/wordml/sdtdatahash" xmlns:w16sdtfl="http://schemas.microsoft.com/office/word/2024/wordml/sdtformatlock" xmlns:w16se="http://schemas.microsoft.com/office/word/2015/wordml/symex" xmlns:wpg="http://schemas.microsoft.com/office/word/2010/wordprocessingGroup" xmlns:wpi="http://schemas.microsoft.com/office/word/2010/wordprocessingInk" xmlns:wne="http://schemas.microsoft.com/office/word/2006/wordml" xmlns:wps="http://schemas.microsoft.com/office/word/2010/wordprocessingShape" mc:Ignorable="w14 w15 w16se w16cid w16 w16cex w16sdtdh w16sdtfl w16du wp14">
   <w:body>
     <w:p>
       <w:pPr>
@@ -353,6 +353,7 @@
       </w:pPr>
       <w:r>
         <w:rPr>
+          <w:noProof/>
           <w:lang w:val="en-US"/>
         </w:rPr>
         <w:drawing>
@@ -517,6 +518,9 @@
     </w:p>
     <w:p>
       <w:r>
+        <w:rPr>
+          <w:noProof/>
+        </w:rPr>
         <w:drawing>
           <wp:inline distT="0" distB="0" distL="0" distR="0" wp14:anchorId="731A5EE4" wp14:editId="17D146F7">
             <wp:extent cx="5731510" cy="2482850"/>
@@ -604,6 +608,148 @@
     </w:p>
     <w:p>
       <w:pPr>
+        <w:pStyle w:val="ListParagraph"/>
+        <w:numPr>
+          <w:ilvl w:val="0"/>
+          <w:numId w:val="5"/>
+        </w:numPr>
+        <w:rPr>
+          <w:lang w:val="en-US"/>
+        </w:rPr>
+      </w:pPr>
+      <w:r>
+        <w:rPr>
+          <w:lang w:val="en-US"/>
+        </w:rPr>
+        <w:t xml:space="preserve">Pro </w:t>
+      </w:r>
+      <w:proofErr w:type="spellStart"/>
+      <w:r>
+        <w:rPr>
+          <w:lang w:val="en-US"/>
+        </w:rPr>
+        <w:t>spuštění</w:t>
+      </w:r>
+      <w:proofErr w:type="spellEnd"/>
+      <w:r>
+        <w:rPr>
+          <w:lang w:val="en-US"/>
+        </w:rPr>
+        <w:t xml:space="preserve"> </w:t>
+      </w:r>
+      <w:proofErr w:type="spellStart"/>
+      <w:r>
+        <w:rPr>
+          <w:lang w:val="en-US"/>
+        </w:rPr>
+        <w:t>napište</w:t>
+      </w:r>
+      <w:proofErr w:type="spellEnd"/>
+      <w:r>
+        <w:rPr>
+          <w:lang w:val="en-US"/>
+        </w:rPr>
+        <w:t xml:space="preserve"> do </w:t>
+      </w:r>
+      <w:proofErr w:type="spellStart"/>
+      <w:r>
+        <w:rPr>
+          <w:lang w:val="en-US"/>
+        </w:rPr>
+        <w:t>konzole</w:t>
+      </w:r>
+      <w:proofErr w:type="spellEnd"/>
+      <w:r>
+        <w:rPr>
+          <w:lang w:val="en-US"/>
+        </w:rPr>
+        <w:t xml:space="preserve"> </w:t>
+      </w:r>
+      <w:proofErr w:type="spellStart"/>
+      <w:r>
+        <w:rPr>
+          <w:lang w:val="en-US"/>
+        </w:rPr>
+        <w:t>jejich</w:t>
+      </w:r>
+      <w:proofErr w:type="spellEnd"/>
+      <w:r>
+        <w:rPr>
+          <w:lang w:val="en-US"/>
+        </w:rPr>
+        <w:t xml:space="preserve"> </w:t>
+      </w:r>
+      <w:proofErr w:type="spellStart"/>
+      <w:r>
+        <w:rPr>
+          <w:lang w:val="en-US"/>
+        </w:rPr>
+        <w:t>název</w:t>
+      </w:r>
+      <w:proofErr w:type="spellEnd"/>
+      <w:r>
+        <w:rPr>
+          <w:lang w:val="en-US"/>
+        </w:rPr>
+        <w:t>:</w:t>
+      </w:r>
+    </w:p>
+    <w:p>
+      <w:pPr>
+        <w:pStyle w:val="ListParagraph"/>
+        <w:numPr>
+          <w:ilvl w:val="1"/>
+          <w:numId w:val="5"/>
+        </w:numPr>
+        <w:rPr>
+          <w:lang w:val="en-US"/>
+        </w:rPr>
+      </w:pPr>
+      <w:r>
+        <w:rPr>
+          <w:lang w:val="en-US"/>
+        </w:rPr>
+        <w:t>MACROKOLECKA</w:t>
+      </w:r>
+    </w:p>
+    <w:p>
+      <w:pPr>
+        <w:pStyle w:val="ListParagraph"/>
+        <w:numPr>
+          <w:ilvl w:val="1"/>
+          <w:numId w:val="5"/>
+        </w:numPr>
+        <w:rPr>
+          <w:lang w:val="en-US"/>
+        </w:rPr>
+      </w:pPr>
+      <w:r>
+        <w:rPr>
+          <w:lang w:val="en-US"/>
+        </w:rPr>
+        <w:t>MACROBLOKY</w:t>
+      </w:r>
+    </w:p>
+    <w:p>
+      <w:pPr>
+        <w:pStyle w:val="ListParagraph"/>
+        <w:numPr>
+          <w:ilvl w:val="1"/>
+          <w:numId w:val="5"/>
+        </w:numPr>
+        <w:rPr>
+          <w:lang w:val="en-US"/>
+        </w:rPr>
+      </w:pPr>
+      <w:r>
+        <w:rPr>
+          <w:lang w:val="en-US"/>
+        </w:rPr>
+        <w:t>MACROPLOT</w:t>
+      </w:r>
+    </w:p>
+    <w:p>
+      <w:pPr>
         <w:pStyle w:val="Heading2"/>
         <w:numPr>
           <w:ilvl w:val="1"/>
@@ -631,27 +777,133 @@
           <w:lang w:val="en-US"/>
         </w:rPr>
       </w:pPr>
-      <w:proofErr w:type="spellStart"/>
-      <w:r>
-        <w:rPr>
-          <w:lang w:val="en-US"/>
-        </w:rPr>
-        <w:t>Vybere</w:t>
-      </w:r>
-      <w:proofErr w:type="spellEnd"/>
-      <w:r>
-        <w:rPr>
-          <w:lang w:val="en-US"/>
-        </w:rPr>
-        <w:t xml:space="preserve"> v</w:t>
-      </w:r>
-      <w:proofErr w:type="spellStart"/>
-      <w:r>
-        <w:t>šechny</w:t>
-      </w:r>
-      <w:proofErr w:type="spellEnd"/>
-      <w:r>
-        <w:t xml:space="preserve"> parcelní čísla uvedená v excelu a udělá kolem nich kolečko</w:t>
+      <w:r>
+        <w:rPr>
+          <w:lang w:val="en-US"/>
+        </w:rPr>
+        <w:t xml:space="preserve">Pro </w:t>
+      </w:r>
+      <w:proofErr w:type="spellStart"/>
+      <w:r>
+        <w:rPr>
+          <w:lang w:val="en-US"/>
+        </w:rPr>
+        <w:t>všechny</w:t>
+      </w:r>
+      <w:proofErr w:type="spellEnd"/>
+      <w:r>
+        <w:rPr>
+          <w:lang w:val="en-US"/>
+        </w:rPr>
+        <w:t xml:space="preserve"> </w:t>
+      </w:r>
+      <w:proofErr w:type="spellStart"/>
+      <w:r>
+        <w:rPr>
+          <w:lang w:val="en-US"/>
+        </w:rPr>
+        <w:t>parcelní</w:t>
+      </w:r>
+      <w:proofErr w:type="spellEnd"/>
+      <w:r>
+        <w:rPr>
+          <w:lang w:val="en-US"/>
+        </w:rPr>
+        <w:t xml:space="preserve"> </w:t>
+      </w:r>
+      <w:proofErr w:type="spellStart"/>
+      <w:r>
+        <w:rPr>
+          <w:lang w:val="en-US"/>
+        </w:rPr>
+        <w:t>čísla</w:t>
+      </w:r>
+      <w:proofErr w:type="spellEnd"/>
+      <w:r>
+        <w:rPr>
+          <w:lang w:val="en-US"/>
+        </w:rPr>
+        <w:t xml:space="preserve"> </w:t>
+      </w:r>
+      <w:proofErr w:type="spellStart"/>
+      <w:r>
+        <w:rPr>
+          <w:lang w:val="en-US"/>
+        </w:rPr>
+        <w:t>vytvoří</w:t>
+      </w:r>
+      <w:proofErr w:type="spellEnd"/>
+      <w:r>
+        <w:rPr>
+          <w:lang w:val="en-US"/>
+        </w:rPr>
+        <w:t xml:space="preserve"> </w:t>
+      </w:r>
+      <w:proofErr w:type="spellStart"/>
+      <w:r>
+        <w:rPr>
+          <w:lang w:val="en-US"/>
+        </w:rPr>
+        <w:t>hladinu</w:t>
+      </w:r>
+      <w:proofErr w:type="spellEnd"/>
+      <w:r>
+        <w:rPr>
+          <w:lang w:val="en-US"/>
+        </w:rPr>
+        <w:t xml:space="preserve"> (</w:t>
+      </w:r>
+      <w:proofErr w:type="spellStart"/>
+      <w:r>
+        <w:rPr>
+          <w:lang w:val="en-US"/>
+        </w:rPr>
+        <w:t>pojmenovanou</w:t>
+      </w:r>
+      <w:proofErr w:type="spellEnd"/>
+      <w:r>
+        <w:rPr>
+          <w:lang w:val="en-US"/>
+        </w:rPr>
+        <w:t xml:space="preserve"> </w:t>
+      </w:r>
+      <w:proofErr w:type="spellStart"/>
+      <w:r>
+        <w:rPr>
+          <w:lang w:val="en-US"/>
+        </w:rPr>
+        <w:t>dle</w:t>
+      </w:r>
+      <w:proofErr w:type="spellEnd"/>
+      <w:r>
+        <w:rPr>
+          <w:lang w:val="en-US"/>
+        </w:rPr>
+        <w:t xml:space="preserve"> LV) a </w:t>
+      </w:r>
+      <w:proofErr w:type="spellStart"/>
+      <w:r>
+        <w:rPr>
+          <w:lang w:val="en-US"/>
+        </w:rPr>
+        <w:t>vytvo</w:t>
+      </w:r>
+      <w:proofErr w:type="spellEnd"/>
+      <w:r>
+        <w:t>ří do ní kolečko kolem objektu parcelního čísla</w:t>
+      </w:r>
+      <w:r>
+        <w:rPr>
+          <w:lang w:val="en-US"/>
+        </w:rPr>
+        <w:t xml:space="preserve">) </w:t>
+      </w:r>
+      <w:r>
+        <w:rPr>
+          <w:highlight w:val="red"/>
+          <w:lang w:val="en-US"/>
+        </w:rPr>
+        <w:t>(JUSTIFY)</w:t>
       </w:r>
     </w:p>
     <w:p>
@@ -679,6 +931,7 @@
       </w:pPr>
       <w:r>
         <w:rPr>
+          <w:noProof/>
           <w:lang w:val="en-US"/>
         </w:rPr>
         <w:drawing>
@@ -804,8 +1057,28 @@
         <w:rPr>
           <w:lang w:val="en-US"/>
         </w:rPr>
+        <w:t>objekty</w:t>
+      </w:r>
+      <w:proofErr w:type="spellEnd"/>
+      <w:r>
+        <w:rPr>
+          <w:lang w:val="en-US"/>
+        </w:rPr>
+        <w:t xml:space="preserve"> </w:t>
+      </w:r>
+      <w:proofErr w:type="spellStart"/>
+      <w:r>
+        <w:rPr>
+          <w:lang w:val="en-US"/>
+        </w:rPr>
         <w:t>parcelní</w:t>
       </w:r>
+      <w:r>
+        <w:rPr>
+          <w:lang w:val="en-US"/>
+        </w:rPr>
+        <w:t>ch</w:t>
+      </w:r>
       <w:proofErr w:type="spellEnd"/>
       <w:r>
         <w:rPr>
@@ -818,11 +1091,18 @@
         <w:rPr>
           <w:lang w:val="en-US"/>
         </w:rPr>
-        <w:t>čísla</w:t>
-      </w:r>
-      <w:proofErr w:type="spellEnd"/>
-      <w:r>
-        <w:rPr>
+        <w:t>čís</w:t>
+      </w:r>
+      <w:r>
+        <w:rPr>
+          <w:lang w:val="en-US"/>
+        </w:rPr>
+        <w:t>el</w:t>
+      </w:r>
+      <w:proofErr w:type="spellEnd"/>
+      <w:r>
+        <w:rPr>
+          <w:noProof/>
           <w:lang w:val="en-US"/>
         </w:rPr>
         <w:drawing>
@@ -864,6 +1144,50 @@
     </w:p>
     <w:p>
       <w:pPr>
+        <w:pStyle w:val="Heading2"/>
+        <w:numPr>
+          <w:ilvl w:val="1"/>
+          <w:numId w:val="1"/>
+        </w:numPr>
+        <w:rPr>
+          <w:lang w:val="en-US"/>
+        </w:rPr>
+      </w:pPr>
+      <w:r>
+        <w:rPr>
+          <w:lang w:val="en-US"/>
+        </w:rPr>
+        <w:t>MACROBLOKY</w:t>
+      </w:r>
+    </w:p>
+    <w:p>
+      <w:pPr>
+        <w:pStyle w:val="ListParagraph"/>
+        <w:numPr>
+          <w:ilvl w:val="0"/>
+          <w:numId w:val="2"/>
+        </w:numPr>
+        <w:rPr>
+          <w:lang w:val="en-US"/>
+        </w:rPr>
+      </w:pPr>
+      <w:proofErr w:type="spellStart"/>
+      <w:r>
+        <w:rPr>
+          <w:lang w:val="en-US"/>
+        </w:rPr>
+        <w:t>Vlo</w:t>
+      </w:r>
+      <w:r>
+        <w:t>ží</w:t>
+      </w:r>
+      <w:proofErr w:type="spellEnd"/>
+      <w:r>
+        <w:t xml:space="preserve"> vybraný blok na pozici všech parcelních čísel uvedených v excelu</w:t>
+      </w:r>
+    </w:p>
+    <w:p>
+      <w:pPr>
         <w:pStyle w:val="ListParagraph"/>
         <w:numPr>
           <w:ilvl w:val="1"/>
@@ -872,6 +1196,270 @@
         <w:rPr>
           <w:lang w:val="en-US"/>
         </w:rPr>
+      </w:pPr>
+      <w:proofErr w:type="spellStart"/>
+      <w:r>
+        <w:rPr>
+          <w:lang w:val="en-US"/>
+        </w:rPr>
+        <w:t>Zeptá</w:t>
+      </w:r>
+      <w:proofErr w:type="spellEnd"/>
+      <w:r>
+        <w:rPr>
+          <w:lang w:val="en-US"/>
+        </w:rPr>
+        <w:t xml:space="preserve"> se </w:t>
+      </w:r>
+      <w:proofErr w:type="spellStart"/>
+      <w:r>
+        <w:rPr>
+          <w:lang w:val="en-US"/>
+        </w:rPr>
+        <w:t>na</w:t>
+      </w:r>
+      <w:proofErr w:type="spellEnd"/>
+      <w:r>
+        <w:rPr>
+          <w:lang w:val="en-US"/>
+        </w:rPr>
+        <w:t xml:space="preserve"> Excel</w:t>
+      </w:r>
+      <w:r>
+        <w:rPr>
+          <w:lang w:val="en-US"/>
+        </w:rPr>
+        <w:br/>
+      </w:r>
+      <w:r>
+        <w:rPr>
+          <w:noProof/>
+          <w:lang w:val="en-US"/>
+        </w:rPr>
+        <w:drawing>
+          <wp:inline distT="0" distB="0" distL="0" distR="0" wp14:anchorId="0F950B76" wp14:editId="63E5640A">
+            <wp:extent cx="4010585" cy="1095528"/>
+            <wp:effectExtent l="0" t="0" r="9525" b="9525"/>
+            <wp:docPr id="2014267864" name="Picture 1" descr="A screenshot of a computer&#10;&#10;Description automatically generated"/>
+            <wp:cNvGraphicFramePr>
+              <a:graphicFrameLocks xmlns:a="http://schemas.openxmlformats.org/drawingml/2006/main" noChangeAspect="1"/>
+            </wp:cNvGraphicFramePr>
+            <a:graphic xmlns:a="http://schemas.openxmlformats.org/drawingml/2006/main">
+              <a:graphicData uri="http://schemas.openxmlformats.org/drawingml/2006/picture">
+                <pic:pic xmlns:pic="http://schemas.openxmlformats.org/drawingml/2006/picture">
+                  <pic:nvPicPr>
+                    <pic:cNvPr id="583122140" name="Picture 1" descr="A screenshot of a computer&#10;&#10;Description automatically generated"/>
+                    <pic:cNvPicPr/>
+                  </pic:nvPicPr>
+                  <pic:blipFill>
+                    <a:blip r:embed="rId7"/>
+                    <a:stretch>
+                      <a:fillRect/>
+                    </a:stretch>
+                  </pic:blipFill>
+                  <pic:spPr>
+                    <a:xfrm>
+                      <a:off x="0" y="0"/>
+                      <a:ext cx="4010585" cy="1095528"/>
+                    </a:xfrm>
+                    <a:prstGeom prst="rect">
+                      <a:avLst/>
+                    </a:prstGeom>
+                  </pic:spPr>
+                </pic:pic>
+              </a:graphicData>
+            </a:graphic>
+          </wp:inline>
+        </w:drawing>
+      </w:r>
+    </w:p>
+    <w:p>
+      <w:pPr>
+        <w:pStyle w:val="ListParagraph"/>
+        <w:numPr>
+          <w:ilvl w:val="1"/>
+          <w:numId w:val="2"/>
+        </w:numPr>
+        <w:rPr>
+          <w:lang w:val="en-US"/>
+        </w:rPr>
+      </w:pPr>
+      <w:proofErr w:type="spellStart"/>
+      <w:r>
+        <w:rPr>
+          <w:lang w:val="en-US"/>
+        </w:rPr>
+        <w:t>Zeptá</w:t>
+      </w:r>
+      <w:proofErr w:type="spellEnd"/>
+      <w:r>
+        <w:rPr>
+          <w:lang w:val="en-US"/>
+        </w:rPr>
+        <w:t xml:space="preserve"> se </w:t>
+      </w:r>
+      <w:proofErr w:type="spellStart"/>
+      <w:r>
+        <w:rPr>
+          <w:lang w:val="en-US"/>
+        </w:rPr>
+        <w:t>na</w:t>
+      </w:r>
+      <w:proofErr w:type="spellEnd"/>
+      <w:r>
+        <w:rPr>
+          <w:lang w:val="en-US"/>
+        </w:rPr>
+        <w:t xml:space="preserve"> </w:t>
+      </w:r>
+      <w:proofErr w:type="spellStart"/>
+      <w:r>
+        <w:rPr>
+          <w:lang w:val="en-US"/>
+        </w:rPr>
+        <w:t>jméno</w:t>
+      </w:r>
+      <w:proofErr w:type="spellEnd"/>
+      <w:r>
+        <w:rPr>
+          <w:lang w:val="en-US"/>
+        </w:rPr>
+        <w:t xml:space="preserve"> </w:t>
+      </w:r>
+      <w:proofErr w:type="spellStart"/>
+      <w:r>
+        <w:rPr>
+          <w:lang w:val="en-US"/>
+        </w:rPr>
+        <w:t>bloku</w:t>
+      </w:r>
+      <w:proofErr w:type="spellEnd"/>
+      <w:r>
+        <w:rPr>
+          <w:lang w:val="en-US"/>
+        </w:rPr>
+        <w:br/>
+      </w:r>
+      <w:r>
+        <w:rPr>
+          <w:highlight w:val="red"/>
+          <w:lang w:val="en-US"/>
+        </w:rPr>
+        <w:t>(PIC)</w:t>
+      </w:r>
+    </w:p>
+    <w:p>
+      <w:pPr>
+        <w:pStyle w:val="Heading2"/>
+        <w:numPr>
+          <w:ilvl w:val="1"/>
+          <w:numId w:val="1"/>
+        </w:numPr>
+      </w:pPr>
+      <w:r>
+        <w:t>MACROPLOT</w:t>
+      </w:r>
+    </w:p>
+    <w:p>
+      <w:pPr>
+        <w:pStyle w:val="ListParagraph"/>
+        <w:numPr>
+          <w:ilvl w:val="0"/>
+          <w:numId w:val="2"/>
+        </w:numPr>
+      </w:pPr>
+      <w:r>
+        <w:t>Projde všechny hladiny a pomocí funkce PLOT vytvoří PDF pro každý blok</w:t>
+      </w:r>
+    </w:p>
+    <w:p>
+      <w:pPr>
+        <w:pStyle w:val="ListParagraph"/>
+        <w:numPr>
+          <w:ilvl w:val="1"/>
+          <w:numId w:val="2"/>
+        </w:numPr>
+      </w:pPr>
+      <w:r>
+        <w:t>Zeptá se na excel</w:t>
+      </w:r>
+      <w:r>
+        <w:br/>
+      </w:r>
+      <w:r>
+        <w:rPr>
+          <w:noProof/>
+          <w:lang w:val="en-US"/>
+        </w:rPr>
+        <w:drawing>
+          <wp:inline distT="0" distB="0" distL="0" distR="0" wp14:anchorId="1A8CCB9D" wp14:editId="266C13D0">
+            <wp:extent cx="4010585" cy="1095528"/>
+            <wp:effectExtent l="0" t="0" r="9525" b="9525"/>
+            <wp:docPr id="1430065323" name="Picture 1" descr="A screenshot of a computer&#10;&#10;Description automatically generated"/>
+            <wp:cNvGraphicFramePr>
+              <a:graphicFrameLocks xmlns:a="http://schemas.openxmlformats.org/drawingml/2006/main" noChangeAspect="1"/>
+            </wp:cNvGraphicFramePr>
+            <a:graphic xmlns:a="http://schemas.openxmlformats.org/drawingml/2006/main">
+              <a:graphicData uri="http://schemas.openxmlformats.org/drawingml/2006/picture">
+                <pic:pic xmlns:pic="http://schemas.openxmlformats.org/drawingml/2006/picture">
+                  <pic:nvPicPr>
+                    <pic:cNvPr id="583122140" name="Picture 1" descr="A screenshot of a computer&#10;&#10;Description automatically generated"/>
+                    <pic:cNvPicPr/>
+                  </pic:nvPicPr>
+                  <pic:blipFill>
+                    <a:blip r:embed="rId7"/>
+                    <a:stretch>
+                      <a:fillRect/>
+                    </a:stretch>
+                  </pic:blipFill>
+                  <pic:spPr>
+                    <a:xfrm>
+                      <a:off x="0" y="0"/>
+                      <a:ext cx="4010585" cy="1095528"/>
+                    </a:xfrm>
+                    <a:prstGeom prst="rect">
+                      <a:avLst/>
+                    </a:prstGeom>
+                  </pic:spPr>
+                </pic:pic>
+              </a:graphicData>
+            </a:graphic>
+          </wp:inline>
+        </w:drawing>
+      </w:r>
+    </w:p>
+    <w:p>
+      <w:pPr>
+        <w:pStyle w:val="ListParagraph"/>
+        <w:numPr>
+          <w:ilvl w:val="1"/>
+          <w:numId w:val="2"/>
+        </w:numPr>
+      </w:pPr>
+      <w:r>
+        <w:t>Zeptá se na jméno bloku</w:t>
+      </w:r>
+      <w:r>
+        <w:br/>
+      </w:r>
+      <w:r>
+        <w:rPr>
+          <w:highlight w:val="red"/>
+        </w:rPr>
+        <w:t>(PIC)</w:t>
+      </w:r>
+    </w:p>
+    <w:p>
+      <w:pPr>
+        <w:pStyle w:val="ListParagraph"/>
+        <w:ind w:left="1440"/>
+      </w:pPr>
+    </w:p>
+    <w:p>
+      <w:pPr>
+        <w:tabs>
+          <w:tab w:val="left" w:pos="2895"/>
+        </w:tabs>
       </w:pPr>
     </w:p>
     <w:sectPr>
@@ -885,11 +1473,11 @@
 </file>
 
 <file path=word/numbering.xml><?xml version="1.0" encoding="utf-8"?>
-<w:numbering xmlns:wpc="http://schemas.microsoft.com/office/word/2010/wordprocessingCanvas" xmlns:cx="http://schemas.microsoft.com/office/drawing/2014/chartex" xmlns:cx1="http://schemas.microsoft.com/office/drawing/2015/9/8/chartex" xmlns:cx2="http://schemas.microsoft.com/office/drawing/2015/10/21/chartex" xmlns:cx3="http://schemas.microsoft.com/office/drawing/2016/5/9/chartex" xmlns:cx4="http://schemas.microsoft.com/office/drawing/2016/5/10/chartex" xmlns:cx5="http://schemas.microsoft.com/office/drawing/2016/5/11/chartex" xmlns:cx6="http://schemas.microsoft.com/office/drawing/2016/5/12/chartex" xmlns:cx7="http://schemas.microsoft.com/office/drawing/2016/5/13/chartex" xmlns:cx8="http://schemas.microsoft.com/office/drawing/2016/5/14/chartex" xmlns:mc="http://schemas.openxmlformats.org/markup-compatibility/2006" xmlns:aink="http://schemas.microsoft.com/office/drawing/2016/ink" xmlns:am3d="http://schemas.microsoft.com/office/drawing/2017/model3d" xmlns:o="urn:schemas-microsoft-com:office:office" xmlns:oel="http://schemas.microsoft.com/office/2019/extlst" xmlns:r="http://schemas.openxmlformats.org/officeDocument/2006/relationships" xmlns:m="http://schemas.openxmlformats.org/officeDocument/2006/math" xmlns:v="urn:schemas-microsoft-com:vml" xmlns:wp14="http://schemas.microsoft.com/office/word/2010/wordprocessingDrawing" xmlns:wp="http://schemas.openxmlformats.org/drawingml/2006/wordprocessingDrawing" xmlns:w10="urn:schemas-microsoft-com:office:word" xmlns:w="http://schemas.openxmlformats.org/wordprocessingml/2006/main" xmlns:w14="http://schemas.microsoft.com/office/word/2010/wordml" xmlns:w15="http://schemas.microsoft.com/office/word/2012/wordml" xmlns:w16cex="http://schemas.microsoft.com/office/word/2018/wordml/cex" xmlns:w16cid="http://schemas.microsoft.com/office/word/2016/wordml/cid" xmlns:w16="http://schemas.microsoft.com/office/word/2018/wordml" xmlns:w16du="http://schemas.microsoft.com/office/word/2023/wordml/word16du" xmlns:w16sdtdh="http://schemas.microsoft.com/office/word/2020/wordml/sdtdatahash" xmlns:w16se="http://schemas.microsoft.com/office/word/2015/wordml/symex" xmlns:wpg="http://schemas.microsoft.com/office/word/2010/wordprocessingGroup" xmlns:wpi="http://schemas.microsoft.com/office/word/2010/wordprocessingInk" xmlns:wne="http://schemas.microsoft.com/office/word/2006/wordml" xmlns:wps="http://schemas.microsoft.com/office/word/2010/wordprocessingShape" mc:Ignorable="w14 w15 w16se w16cid w16 w16cex w16sdtdh wp14">
+<w:numbering xmlns:wpc="http://schemas.microsoft.com/office/word/2010/wordprocessingCanvas" xmlns:cx="http://schemas.microsoft.com/office/drawing/2014/chartex" xmlns:cx1="http://schemas.microsoft.com/office/drawing/2015/9/8/chartex" xmlns:cx2="http://schemas.microsoft.com/office/drawing/2015/10/21/chartex" xmlns:cx3="http://schemas.microsoft.com/office/drawing/2016/5/9/chartex" xmlns:cx4="http://schemas.microsoft.com/office/drawing/2016/5/10/chartex" xmlns:cx5="http://schemas.microsoft.com/office/drawing/2016/5/11/chartex" xmlns:cx6="http://schemas.microsoft.com/office/drawing/2016/5/12/chartex" xmlns:cx7="http://schemas.microsoft.com/office/drawing/2016/5/13/chartex" xmlns:cx8="http://schemas.microsoft.com/office/drawing/2016/5/14/chartex" xmlns:mc="http://schemas.openxmlformats.org/markup-compatibility/2006" xmlns:aink="http://schemas.microsoft.com/office/drawing/2016/ink" xmlns:am3d="http://schemas.microsoft.com/office/drawing/2017/model3d" xmlns:o="urn:schemas-microsoft-com:office:office" xmlns:oel="http://schemas.microsoft.com/office/2019/extlst" xmlns:r="http://schemas.openxmlformats.org/officeDocument/2006/relationships" xmlns:m="http://schemas.openxmlformats.org/officeDocument/2006/math" xmlns:v="urn:schemas-microsoft-com:vml" xmlns:wp14="http://schemas.microsoft.com/office/word/2010/wordprocessingDrawing" xmlns:wp="http://schemas.openxmlformats.org/drawingml/2006/wordprocessingDrawing" xmlns:w10="urn:schemas-microsoft-com:office:word" xmlns:w="http://schemas.openxmlformats.org/wordprocessingml/2006/main" xmlns:w14="http://schemas.microsoft.com/office/word/2010/wordml" xmlns:w15="http://schemas.microsoft.com/office/word/2012/wordml" xmlns:w16cex="http://schemas.microsoft.com/office/word/2018/wordml/cex" xmlns:w16cid="http://schemas.microsoft.com/office/word/2016/wordml/cid" xmlns:w16="http://schemas.microsoft.com/office/word/2018/wordml" xmlns:w16du="http://schemas.microsoft.com/office/word/2023/wordml/word16du" xmlns:w16sdtdh="http://schemas.microsoft.com/office/word/2020/wordml/sdtdatahash" xmlns:w16sdtfl="http://schemas.microsoft.com/office/word/2024/wordml/sdtformatlock" xmlns:w16se="http://schemas.microsoft.com/office/word/2015/wordml/symex" xmlns:wpg="http://schemas.microsoft.com/office/word/2010/wordprocessingGroup" xmlns:wpi="http://schemas.microsoft.com/office/word/2010/wordprocessingInk" xmlns:wne="http://schemas.microsoft.com/office/word/2006/wordml" xmlns:wps="http://schemas.microsoft.com/office/word/2010/wordprocessingShape" mc:Ignorable="w14 w15 w16se w16cid w16 w16cex w16sdtdh w16sdtfl w16du wp14">
   <w:abstractNum w:abstractNumId="0" w15:restartNumberingAfterBreak="0">
     <w:nsid w:val="14360826"/>
     <w:multiLevelType w:val="hybridMultilevel"/>
-    <w:tmpl w:val="8E444690"/>
+    <w:tmpl w:val="77F09A6E"/>
     <w:lvl w:ilvl="0" w:tplc="04050001">
       <w:start w:val="1"/>
       <w:numFmt w:val="bullet"/>
@@ -1000,6 +1588,345 @@
     </w:lvl>
   </w:abstractNum>
   <w:abstractNum w:abstractNumId="1" w15:restartNumberingAfterBreak="0">
+    <w:nsid w:val="31606E93"/>
+    <w:multiLevelType w:val="hybridMultilevel"/>
+    <w:tmpl w:val="A7502284"/>
+    <w:lvl w:ilvl="0" w:tplc="04050001">
+      <w:start w:val="1"/>
+      <w:numFmt w:val="bullet"/>
+      <w:lvlText w:val=""/>
+      <w:lvlJc w:val="left"/>
+      <w:pPr>
+        <w:ind w:left="720" w:hanging="360"/>
+      </w:pPr>
+      <w:rPr>
+        <w:rFonts w:ascii="Symbol" w:hAnsi="Symbol" w:hint="default"/>
+      </w:rPr>
+    </w:lvl>
+    <w:lvl w:ilvl="1" w:tplc="04050003">
+      <w:start w:val="1"/>
+      <w:numFmt w:val="bullet"/>
+      <w:lvlText w:val="o"/>
+      <w:lvlJc w:val="left"/>
+      <w:pPr>
+        <w:ind w:left="1440" w:hanging="360"/>
+      </w:pPr>
+      <w:rPr>
+        <w:rFonts w:ascii="Courier New" w:hAnsi="Courier New" w:cs="Courier New" w:hint="default"/>
+      </w:rPr>
+    </w:lvl>
+    <w:lvl w:ilvl="2" w:tplc="04050005" w:tentative="1">
+      <w:start w:val="1"/>
+      <w:numFmt w:val="bullet"/>
+      <w:lvlText w:val=""/>
+      <w:lvlJc w:val="left"/>
+      <w:pPr>
+        <w:ind w:left="2160" w:hanging="360"/>
+      </w:pPr>
+      <w:rPr>
+        <w:rFonts w:ascii="Wingdings" w:hAnsi="Wingdings" w:hint="default"/>
+      </w:rPr>
+    </w:lvl>
+    <w:lvl w:ilvl="3" w:tplc="04050001" w:tentative="1">
+      <w:start w:val="1"/>
+      <w:numFmt w:val="bullet"/>
+      <w:lvlText w:val=""/>
+      <w:lvlJc w:val="left"/>
+      <w:pPr>
+        <w:ind w:left="2880" w:hanging="360"/>
+      </w:pPr>
+      <w:rPr>
+        <w:rFonts w:ascii="Symbol" w:hAnsi="Symbol" w:hint="default"/>
+      </w:rPr>
+    </w:lvl>
+    <w:lvl w:ilvl="4" w:tplc="04050003" w:tentative="1">
+      <w:start w:val="1"/>
+      <w:numFmt w:val="bullet"/>
+      <w:lvlText w:val="o"/>
+      <w:lvlJc w:val="left"/>
+      <w:pPr>
+        <w:ind w:left="3600" w:hanging="360"/>
+      </w:pPr>
+      <w:rPr>
+        <w:rFonts w:ascii="Courier New" w:hAnsi="Courier New" w:cs="Courier New" w:hint="default"/>
+      </w:rPr>
+    </w:lvl>
+    <w:lvl w:ilvl="5" w:tplc="04050005" w:tentative="1">
+      <w:start w:val="1"/>
+      <w:numFmt w:val="bullet"/>
+      <w:lvlText w:val=""/>
+      <w:lvlJc w:val="left"/>
+      <w:pPr>
+        <w:ind w:left="4320" w:hanging="360"/>
+      </w:pPr>
+      <w:rPr>
+        <w:rFonts w:ascii="Wingdings" w:hAnsi="Wingdings" w:hint="default"/>
+      </w:rPr>
+    </w:lvl>
+    <w:lvl w:ilvl="6" w:tplc="04050001" w:tentative="1">
+      <w:start w:val="1"/>
+      <w:numFmt w:val="bullet"/>
+      <w:lvlText w:val=""/>
+      <w:lvlJc w:val="left"/>
+      <w:pPr>
+        <w:ind w:left="5040" w:hanging="360"/>
+      </w:pPr>
+      <w:rPr>
+        <w:rFonts w:ascii="Symbol" w:hAnsi="Symbol" w:hint="default"/>
+      </w:rPr>
+    </w:lvl>
+    <w:lvl w:ilvl="7" w:tplc="04050003" w:tentative="1">
+      <w:start w:val="1"/>
+      <w:numFmt w:val="bullet"/>
+      <w:lvlText w:val="o"/>
+      <w:lvlJc w:val="left"/>
+      <w:pPr>
+        <w:ind w:left="5760" w:hanging="360"/>
+      </w:pPr>
+      <w:rPr>
+        <w:rFonts w:ascii="Courier New" w:hAnsi="Courier New" w:cs="Courier New" w:hint="default"/>
+      </w:rPr>
+    </w:lvl>
+    <w:lvl w:ilvl="8" w:tplc="04050005" w:tentative="1">
+      <w:start w:val="1"/>
+      <w:numFmt w:val="bullet"/>
+      <w:lvlText w:val=""/>
+      <w:lvlJc w:val="left"/>
+      <w:pPr>
+        <w:ind w:left="6480" w:hanging="360"/>
+      </w:pPr>
+      <w:rPr>
+        <w:rFonts w:ascii="Wingdings" w:hAnsi="Wingdings" w:hint="default"/>
+      </w:rPr>
+    </w:lvl>
+  </w:abstractNum>
+  <w:abstractNum w:abstractNumId="2" w15:restartNumberingAfterBreak="0">
+    <w:nsid w:val="404B332B"/>
+    <w:multiLevelType w:val="hybridMultilevel"/>
+    <w:tmpl w:val="626C1EF2"/>
+    <w:lvl w:ilvl="0" w:tplc="04050001">
+      <w:start w:val="1"/>
+      <w:numFmt w:val="bullet"/>
+      <w:lvlText w:val=""/>
+      <w:lvlJc w:val="left"/>
+      <w:pPr>
+        <w:ind w:left="720" w:hanging="360"/>
+      </w:pPr>
+      <w:rPr>
+        <w:rFonts w:ascii="Symbol" w:hAnsi="Symbol" w:hint="default"/>
+      </w:rPr>
+    </w:lvl>
+    <w:lvl w:ilvl="1" w:tplc="04050003" w:tentative="1">
+      <w:start w:val="1"/>
+      <w:numFmt w:val="bullet"/>
+      <w:lvlText w:val="o"/>
+      <w:lvlJc w:val="left"/>
+      <w:pPr>
+        <w:ind w:left="1440" w:hanging="360"/>
+      </w:pPr>
+      <w:rPr>
+        <w:rFonts w:ascii="Courier New" w:hAnsi="Courier New" w:cs="Courier New" w:hint="default"/>
+      </w:rPr>
+    </w:lvl>
+    <w:lvl w:ilvl="2" w:tplc="04050005" w:tentative="1">
+      <w:start w:val="1"/>
+      <w:numFmt w:val="bullet"/>
+      <w:lvlText w:val=""/>
+      <w:lvlJc w:val="left"/>
+      <w:pPr>
+        <w:ind w:left="2160" w:hanging="360"/>
+      </w:pPr>
+      <w:rPr>
+        <w:rFonts w:ascii="Wingdings" w:hAnsi="Wingdings" w:hint="default"/>
+      </w:rPr>
+    </w:lvl>
+    <w:lvl w:ilvl="3" w:tplc="04050001" w:tentative="1">
+      <w:start w:val="1"/>
+      <w:numFmt w:val="bullet"/>
+      <w:lvlText w:val=""/>
+      <w:lvlJc w:val="left"/>
+      <w:pPr>
+        <w:ind w:left="2880" w:hanging="360"/>
+      </w:pPr>
+      <w:rPr>
+        <w:rFonts w:ascii="Symbol" w:hAnsi="Symbol" w:hint="default"/>
+      </w:rPr>
+    </w:lvl>
+    <w:lvl w:ilvl="4" w:tplc="04050003" w:tentative="1">
+      <w:start w:val="1"/>
+      <w:numFmt w:val="bullet"/>
+      <w:lvlText w:val="o"/>
+      <w:lvlJc w:val="left"/>
+      <w:pPr>
+        <w:ind w:left="3600" w:hanging="360"/>
+      </w:pPr>
+      <w:rPr>
+        <w:rFonts w:ascii="Courier New" w:hAnsi="Courier New" w:cs="Courier New" w:hint="default"/>
+      </w:rPr>
+    </w:lvl>
+    <w:lvl w:ilvl="5" w:tplc="04050005" w:tentative="1">
+      <w:start w:val="1"/>
+      <w:numFmt w:val="bullet"/>
+      <w:lvlText w:val=""/>
+      <w:lvlJc w:val="left"/>
+      <w:pPr>
+        <w:ind w:left="4320" w:hanging="360"/>
+      </w:pPr>
+      <w:rPr>
+        <w:rFonts w:ascii="Wingdings" w:hAnsi="Wingdings" w:hint="default"/>
+      </w:rPr>
+    </w:lvl>
+    <w:lvl w:ilvl="6" w:tplc="04050001" w:tentative="1">
+      <w:start w:val="1"/>
+      <w:numFmt w:val="bullet"/>
+      <w:lvlText w:val=""/>
+      <w:lvlJc w:val="left"/>
+      <w:pPr>
+        <w:ind w:left="5040" w:hanging="360"/>
+      </w:pPr>
+      <w:rPr>
+        <w:rFonts w:ascii="Symbol" w:hAnsi="Symbol" w:hint="default"/>
+      </w:rPr>
+    </w:lvl>
+    <w:lvl w:ilvl="7" w:tplc="04050003" w:tentative="1">
+      <w:start w:val="1"/>
+      <w:numFmt w:val="bullet"/>
+      <w:lvlText w:val="o"/>
+      <w:lvlJc w:val="left"/>
+      <w:pPr>
+        <w:ind w:left="5760" w:hanging="360"/>
+      </w:pPr>
+      <w:rPr>
+        <w:rFonts w:ascii="Courier New" w:hAnsi="Courier New" w:cs="Courier New" w:hint="default"/>
+      </w:rPr>
+    </w:lvl>
+    <w:lvl w:ilvl="8" w:tplc="04050005" w:tentative="1">
+      <w:start w:val="1"/>
+      <w:numFmt w:val="bullet"/>
+      <w:lvlText w:val=""/>
+      <w:lvlJc w:val="left"/>
+      <w:pPr>
+        <w:ind w:left="6480" w:hanging="360"/>
+      </w:pPr>
+      <w:rPr>
+        <w:rFonts w:ascii="Wingdings" w:hAnsi="Wingdings" w:hint="default"/>
+      </w:rPr>
+    </w:lvl>
+  </w:abstractNum>
+  <w:abstractNum w:abstractNumId="3" w15:restartNumberingAfterBreak="0">
+    <w:nsid w:val="58A87AF6"/>
+    <w:multiLevelType w:val="hybridMultilevel"/>
+    <w:tmpl w:val="FEA23A48"/>
+    <w:lvl w:ilvl="0" w:tplc="04050001">
+      <w:start w:val="1"/>
+      <w:numFmt w:val="bullet"/>
+      <w:lvlText w:val=""/>
+      <w:lvlJc w:val="left"/>
+      <w:pPr>
+        <w:ind w:left="720" w:hanging="360"/>
+      </w:pPr>
+      <w:rPr>
+        <w:rFonts w:ascii="Symbol" w:hAnsi="Symbol" w:hint="default"/>
+      </w:rPr>
+    </w:lvl>
+    <w:lvl w:ilvl="1" w:tplc="04050003" w:tentative="1">
+      <w:start w:val="1"/>
+      <w:numFmt w:val="bullet"/>
+      <w:lvlText w:val="o"/>
+      <w:lvlJc w:val="left"/>
+      <w:pPr>
+        <w:ind w:left="1440" w:hanging="360"/>
+      </w:pPr>
+      <w:rPr>
+        <w:rFonts w:ascii="Courier New" w:hAnsi="Courier New" w:cs="Courier New" w:hint="default"/>
+      </w:rPr>
+    </w:lvl>
+    <w:lvl w:ilvl="2" w:tplc="04050005" w:tentative="1">
+      <w:start w:val="1"/>
+      <w:numFmt w:val="bullet"/>
+      <w:lvlText w:val=""/>
+      <w:lvlJc w:val="left"/>
+      <w:pPr>
+        <w:ind w:left="2160" w:hanging="360"/>
+      </w:pPr>
+      <w:rPr>
+        <w:rFonts w:ascii="Wingdings" w:hAnsi="Wingdings" w:hint="default"/>
+      </w:rPr>
+    </w:lvl>
+    <w:lvl w:ilvl="3" w:tplc="04050001" w:tentative="1">
+      <w:start w:val="1"/>
+      <w:numFmt w:val="bullet"/>
+      <w:lvlText w:val=""/>
+      <w:lvlJc w:val="left"/>
+      <w:pPr>
+        <w:ind w:left="2880" w:hanging="360"/>
+      </w:pPr>
+      <w:rPr>
+        <w:rFonts w:ascii="Symbol" w:hAnsi="Symbol" w:hint="default"/>
+      </w:rPr>
+    </w:lvl>
+    <w:lvl w:ilvl="4" w:tplc="04050003" w:tentative="1">
+      <w:start w:val="1"/>
+      <w:numFmt w:val="bullet"/>
+      <w:lvlText w:val="o"/>
+      <w:lvlJc w:val="left"/>
+      <w:pPr>
+        <w:ind w:left="3600" w:hanging="360"/>
+      </w:pPr>
+      <w:rPr>
+        <w:rFonts w:ascii="Courier New" w:hAnsi="Courier New" w:cs="Courier New" w:hint="default"/>
+      </w:rPr>
+    </w:lvl>
+    <w:lvl w:ilvl="5" w:tplc="04050005" w:tentative="1">
+      <w:start w:val="1"/>
+      <w:numFmt w:val="bullet"/>
+      <w:lvlText w:val=""/>
+      <w:lvlJc w:val="left"/>
+      <w:pPr>
+        <w:ind w:left="4320" w:hanging="360"/>
+      </w:pPr>
+      <w:rPr>
+        <w:rFonts w:ascii="Wingdings" w:hAnsi="Wingdings" w:hint="default"/>
+      </w:rPr>
+    </w:lvl>
+    <w:lvl w:ilvl="6" w:tplc="04050001" w:tentative="1">
+      <w:start w:val="1"/>
+      <w:numFmt w:val="bullet"/>
+      <w:lvlText w:val=""/>
+      <w:lvlJc w:val="left"/>
+      <w:pPr>
+        <w:ind w:left="5040" w:hanging="360"/>
+      </w:pPr>
+      <w:rPr>
+        <w:rFonts w:ascii="Symbol" w:hAnsi="Symbol" w:hint="default"/>
+      </w:rPr>
+    </w:lvl>
+    <w:lvl w:ilvl="7" w:tplc="04050003" w:tentative="1">
+      <w:start w:val="1"/>
+      <w:numFmt w:val="bullet"/>
+      <w:lvlText w:val="o"/>
+      <w:lvlJc w:val="left"/>
+      <w:pPr>
+        <w:ind w:left="5760" w:hanging="360"/>
+      </w:pPr>
+      <w:rPr>
+        <w:rFonts w:ascii="Courier New" w:hAnsi="Courier New" w:cs="Courier New" w:hint="default"/>
+      </w:rPr>
+    </w:lvl>
+    <w:lvl w:ilvl="8" w:tplc="04050005" w:tentative="1">
+      <w:start w:val="1"/>
+      <w:numFmt w:val="bullet"/>
+      <w:lvlText w:val=""/>
+      <w:lvlJc w:val="left"/>
+      <w:pPr>
+        <w:ind w:left="6480" w:hanging="360"/>
+      </w:pPr>
+      <w:rPr>
+        <w:rFonts w:ascii="Wingdings" w:hAnsi="Wingdings" w:hint="default"/>
+      </w:rPr>
+    </w:lvl>
+  </w:abstractNum>
+  <w:abstractNum w:abstractNumId="4" w15:restartNumberingAfterBreak="0">
     <w:nsid w:val="6CF11EDD"/>
     <w:multiLevelType w:val="hybridMultilevel"/>
     <w:tmpl w:val="1C7AED80"/>
@@ -1089,16 +2016,25 @@
     </w:lvl>
   </w:abstractNum>
   <w:num w:numId="1" w16cid:durableId="2033602165">
-    <w:abstractNumId w:val="1"/>
+    <w:abstractNumId w:val="4"/>
   </w:num>
   <w:num w:numId="2" w16cid:durableId="523254277">
     <w:abstractNumId w:val="0"/>
+  </w:num>
+  <w:num w:numId="3" w16cid:durableId="1702437294">
+    <w:abstractNumId w:val="2"/>
+  </w:num>
+  <w:num w:numId="4" w16cid:durableId="1553468525">
+    <w:abstractNumId w:val="3"/>
+  </w:num>
+  <w:num w:numId="5" w16cid:durableId="168175889">
+    <w:abstractNumId w:val="1"/>
   </w:num>
 </w:numbering>
 </file>
 
 <file path=word/styles.xml><?xml version="1.0" encoding="utf-8"?>
-<w:styles xmlns:mc="http://schemas.openxmlformats.org/markup-compatibility/2006" xmlns:r="http://schemas.openxmlformats.org/officeDocument/2006/relationships" xmlns:w="http://schemas.openxmlformats.org/wordprocessingml/2006/main" xmlns:w14="http://schemas.microsoft.com/office/word/2010/wordml" xmlns:w15="http://schemas.microsoft.com/office/word/2012/wordml" xmlns:w16cex="http://schemas.microsoft.com/office/word/2018/wordml/cex" xmlns:w16cid="http://schemas.microsoft.com/office/word/2016/wordml/cid" xmlns:w16="http://schemas.microsoft.com/office/word/2018/wordml" xmlns:w16sdtdh="http://schemas.microsoft.com/office/word/2020/wordml/sdtdatahash" xmlns:w16se="http://schemas.microsoft.com/office/word/2015/wordml/symex" mc:Ignorable="w14 w15 w16se w16cid w16 w16cex w16sdtdh">
+<w:styles xmlns:mc="http://schemas.openxmlformats.org/markup-compatibility/2006" xmlns:r="http://schemas.openxmlformats.org/officeDocument/2006/relationships" xmlns:w="http://schemas.openxmlformats.org/wordprocessingml/2006/main" xmlns:w14="http://schemas.microsoft.com/office/word/2010/wordml" xmlns:w15="http://schemas.microsoft.com/office/word/2012/wordml" xmlns:w16cex="http://schemas.microsoft.com/office/word/2018/wordml/cex" xmlns:w16cid="http://schemas.microsoft.com/office/word/2016/wordml/cid" xmlns:w16="http://schemas.microsoft.com/office/word/2018/wordml" xmlns:w16du="http://schemas.microsoft.com/office/word/2023/wordml/word16du" xmlns:w16sdtdh="http://schemas.microsoft.com/office/word/2020/wordml/sdtdatahash" xmlns:w16sdtfl="http://schemas.microsoft.com/office/word/2024/wordml/sdtformatlock" xmlns:w16se="http://schemas.microsoft.com/office/word/2015/wordml/symex" mc:Ignorable="w14 w15 w16se w16cid w16 w16cex w16sdtdh w16sdtfl w16du">
   <w:docDefaults>
     <w:rPrDefault>
       <w:rPr>
